--- a/JavaRecord112534023.docx
+++ b/JavaRecord112534023.docx
@@ -582,8 +582,6 @@
         </w:rPr>
         <w:t>:</w:t>
       </w:r>
-      <w:bookmarkStart w:id="0" w:name="_GoBack"/>
-      <w:bookmarkEnd w:id="0"/>
       <w:r>
         <w:rPr>
           <w:rFonts w:ascii="Times New Roman" w:eastAsia="Times New Roman" w:hAnsi="Times New Roman" w:cs="Times New Roman"/>
@@ -3705,14 +3703,14 @@
                 <w:szCs w:val="24"/>
               </w:rPr>
             </w:pPr>
-            <w:bookmarkStart w:id="1" w:name="PROGRAM1"/>
+            <w:bookmarkStart w:id="0" w:name="PROGRAM1"/>
             <w:r>
               <w:rPr>
                 <w:b/>
               </w:rPr>
               <w:t>PROGRAM USING CLASS, OBJECT, OVERLOADED METHODS, COMMAND LINE ARGUMENTS</w:t>
             </w:r>
-            <w:bookmarkEnd w:id="1"/>
+            <w:bookmarkEnd w:id="0"/>
           </w:p>
         </w:tc>
         <w:tc>
@@ -3921,7 +3919,7 @@
           <v:rect id="rectole0000000002" o:spid="_x0000_i1025" style="width:236.25pt;height:209.25pt" o:ole="" o:preferrelative="t" stroked="f">
             <v:imagedata r:id="rId9" o:title=""/>
           </v:rect>
-          <o:OLEObject Type="Embed" ProgID="StaticMetafile" ShapeID="rectole0000000002" DrawAspect="Content" ObjectID="_1838292223" r:id="rId10"/>
+          <o:OLEObject Type="Embed" ProgID="StaticMetafile" ShapeID="rectole0000000002" DrawAspect="Content" ObjectID="_1838364573" r:id="rId10"/>
         </w:object>
       </w:r>
     </w:p>
@@ -3985,7 +3983,7 @@
           <v:rect id="rectole0000000003" o:spid="_x0000_i1026" style="width:198.75pt;height:122.25pt" o:ole="" o:preferrelative="t" stroked="f">
             <v:imagedata r:id="rId11" o:title=""/>
           </v:rect>
-          <o:OLEObject Type="Embed" ProgID="StaticMetafile" ShapeID="rectole0000000003" DrawAspect="Content" ObjectID="_1838292224" r:id="rId12"/>
+          <o:OLEObject Type="Embed" ProgID="StaticMetafile" ShapeID="rectole0000000003" DrawAspect="Content" ObjectID="_1838364574" r:id="rId12"/>
         </w:object>
       </w:r>
     </w:p>
@@ -4083,7 +4081,7 @@
           <v:rect id="rectole0000000004" o:spid="_x0000_i1027" style="width:160.5pt;height:58.5pt" o:ole="" o:preferrelative="t" stroked="f">
             <v:imagedata r:id="rId13" o:title=""/>
           </v:rect>
-          <o:OLEObject Type="Embed" ProgID="StaticMetafile" ShapeID="rectole0000000004" DrawAspect="Content" ObjectID="_1838292225" r:id="rId14"/>
+          <o:OLEObject Type="Embed" ProgID="StaticMetafile" ShapeID="rectole0000000004" DrawAspect="Content" ObjectID="_1838364575" r:id="rId14"/>
         </w:object>
       </w:r>
     </w:p>
@@ -4126,7 +4124,7 @@
           <v:rect id="rectole0000000005" o:spid="_x0000_i1028" style="width:211.5pt;height:60.75pt" o:ole="" o:preferrelative="t" stroked="f">
             <v:imagedata r:id="rId15" o:title=""/>
           </v:rect>
-          <o:OLEObject Type="Embed" ProgID="StaticDib" ShapeID="rectole0000000005" DrawAspect="Content" ObjectID="_1838292226" r:id="rId16"/>
+          <o:OLEObject Type="Embed" ProgID="StaticDib" ShapeID="rectole0000000005" DrawAspect="Content" ObjectID="_1838364576" r:id="rId16"/>
         </w:object>
       </w:r>
     </w:p>
@@ -4769,12 +4767,53 @@
         </w:rPr>
       </w:pPr>
       <w:r>
-        <w:object w:dxaOrig="5760" w:dyaOrig="1980">
-          <v:rect id="rectole0000000006" o:spid="_x0000_i1029" style="width:4in;height:99pt" o:ole="" o:preferrelative="t" stroked="f">
-            <v:imagedata r:id="rId18" o:title=""/>
-          </v:rect>
-          <o:OLEObject Type="Embed" ProgID="StaticMetafile" ShapeID="rectole0000000006" DrawAspect="Content" ObjectID="_1838292227" r:id="rId19"/>
-        </w:object>
+        <w:rPr>
+          <w:rFonts w:ascii="Times New Roman" w:eastAsia="Times New Roman" w:hAnsi="Times New Roman" w:cs="Times New Roman"/>
+          <w:b/>
+          <w:noProof/>
+          <w:sz w:val="24"/>
+        </w:rPr>
+        <w:drawing>
+          <wp:inline distT="0" distB="0" distL="0" distR="0">
+            <wp:extent cx="6130925" cy="1932305"/>
+            <wp:effectExtent l="0" t="0" r="3175" b="0"/>
+            <wp:docPr id="13" name="Picture 13"/>
+            <wp:cNvGraphicFramePr>
+              <a:graphicFrameLocks xmlns:a="http://schemas.openxmlformats.org/drawingml/2006/main" noChangeAspect="1"/>
+            </wp:cNvGraphicFramePr>
+            <a:graphic xmlns:a="http://schemas.openxmlformats.org/drawingml/2006/main">
+              <a:graphicData uri="http://schemas.openxmlformats.org/drawingml/2006/picture">
+                <pic:pic xmlns:pic="http://schemas.openxmlformats.org/drawingml/2006/picture">
+                  <pic:nvPicPr>
+                    <pic:cNvPr id="13" name="lithikkumar23.png"/>
+                    <pic:cNvPicPr/>
+                  </pic:nvPicPr>
+                  <pic:blipFill>
+                    <a:blip r:embed="rId18" cstate="print">
+                      <a:extLst>
+                        <a:ext uri="{28A0092B-C50C-407E-A947-70E740481C1C}">
+                          <a14:useLocalDpi xmlns:a14="http://schemas.microsoft.com/office/drawing/2010/main" val="0"/>
+                        </a:ext>
+                      </a:extLst>
+                    </a:blip>
+                    <a:stretch>
+                      <a:fillRect/>
+                    </a:stretch>
+                  </pic:blipFill>
+                  <pic:spPr>
+                    <a:xfrm>
+                      <a:off x="0" y="0"/>
+                      <a:ext cx="6130925" cy="1932305"/>
+                    </a:xfrm>
+                    <a:prstGeom prst="rect">
+                      <a:avLst/>
+                    </a:prstGeom>
+                  </pic:spPr>
+                </pic:pic>
+              </a:graphicData>
+            </a:graphic>
+          </wp:inline>
+        </w:drawing>
       </w:r>
     </w:p>
     <w:p>
@@ -4930,14 +4969,14 @@
                 <w:szCs w:val="24"/>
               </w:rPr>
             </w:pPr>
-            <w:bookmarkStart w:id="2" w:name="PROGRAM2"/>
+            <w:bookmarkStart w:id="1" w:name="PROGRAM2"/>
             <w:r>
               <w:rPr>
                 <w:b/>
               </w:rPr>
               <w:t>PROGRAM TO EXPLORE JAVA.LANG.MATH CLASS METHODS AND CUSTOM PACKAGE</w:t>
             </w:r>
-            <w:bookmarkEnd w:id="2"/>
+            <w:bookmarkEnd w:id="1"/>
           </w:p>
         </w:tc>
         <w:tc>
@@ -5143,9 +5182,9 @@
       <w:r>
         <w:object w:dxaOrig="7905" w:dyaOrig="6284">
           <v:rect id="rectole0000000007" o:spid="_x0000_i1030" style="width:251.25pt;height:186.75pt" o:ole="" o:preferrelative="t" stroked="f">
-            <v:imagedata r:id="rId20" o:title=""/>
+            <v:imagedata r:id="rId19" o:title=""/>
           </v:rect>
-          <o:OLEObject Type="Embed" ProgID="StaticMetafile" ShapeID="rectole0000000007" DrawAspect="Content" ObjectID="_1838292228" r:id="rId21"/>
+          <o:OLEObject Type="Embed" ProgID="StaticMetafile" ShapeID="rectole0000000007" DrawAspect="Content" ObjectID="_1838364577" r:id="rId20"/>
         </w:object>
       </w:r>
     </w:p>
@@ -5197,7 +5236,7 @@
                     <pic:cNvPicPr/>
                   </pic:nvPicPr>
                   <pic:blipFill>
-                    <a:blip r:embed="rId22"/>
+                    <a:blip r:embed="rId21"/>
                     <a:stretch>
                       <a:fillRect/>
                     </a:stretch>
@@ -5333,9 +5372,9 @@
       <w:r>
         <w:object w:dxaOrig="8640" w:dyaOrig="5460">
           <v:rect id="rectole0000000008" o:spid="_x0000_i1031" style="width:221.25pt;height:137.25pt" o:ole="" o:preferrelative="t" stroked="f">
-            <v:imagedata r:id="rId23" o:title=""/>
+            <v:imagedata r:id="rId22" o:title=""/>
           </v:rect>
-          <o:OLEObject Type="Embed" ProgID="StaticMetafile" ShapeID="rectole0000000008" DrawAspect="Content" ObjectID="_1838292229" r:id="rId24"/>
+          <o:OLEObject Type="Embed" ProgID="StaticMetafile" ShapeID="rectole0000000008" DrawAspect="Content" ObjectID="_1838364578" r:id="rId23"/>
         </w:object>
       </w:r>
     </w:p>
@@ -5380,7 +5419,7 @@
           <w:u w:val="single"/>
         </w:rPr>
       </w:pPr>
-      <w:hyperlink r:id="rId25">
+      <w:hyperlink r:id="rId24">
         <w:r>
           <w:rPr>
             <w:rFonts w:ascii="Times New Roman" w:eastAsia="Times New Roman" w:hAnsi="Times New Roman" w:cs="Times New Roman"/>
@@ -5434,9 +5473,9 @@
       <w:r>
         <w:object w:dxaOrig="5969" w:dyaOrig="8205">
           <v:rect id="rectole0000000009" o:spid="_x0000_i1032" style="width:298.5pt;height:410.25pt" o:ole="" o:preferrelative="t" stroked="f">
-            <v:imagedata r:id="rId26" o:title=""/>
+            <v:imagedata r:id="rId25" o:title=""/>
           </v:rect>
-          <o:OLEObject Type="Embed" ProgID="StaticMetafile" ShapeID="rectole0000000009" DrawAspect="Content" ObjectID="_1838292230" r:id="rId27"/>
+          <o:OLEObject Type="Embed" ProgID="StaticMetafile" ShapeID="rectole0000000009" DrawAspect="Content" ObjectID="_1838364579" r:id="rId26"/>
         </w:object>
       </w:r>
     </w:p>
@@ -5559,7 +5598,7 @@
                 <w:b/>
               </w:rPr>
             </w:pPr>
-            <w:bookmarkStart w:id="3" w:name="PROGRAM3"/>
+            <w:bookmarkStart w:id="2" w:name="PROGRAM3"/>
             <w:r>
               <w:rPr>
                 <w:rFonts w:cs="Calibri"/>
@@ -5567,7 +5606,7 @@
               </w:rPr>
               <w:t>PROGRAM TO EXPLORE STRING AND STRINGBUFFER METHODS</w:t>
             </w:r>
-            <w:bookmarkEnd w:id="3"/>
+            <w:bookmarkEnd w:id="2"/>
           </w:p>
         </w:tc>
         <w:tc>
@@ -5753,7 +5792,7 @@
                     <pic:cNvPicPr/>
                   </pic:nvPicPr>
                   <pic:blipFill>
-                    <a:blip r:embed="rId28"/>
+                    <a:blip r:embed="rId27"/>
                     <a:stretch>
                       <a:fillRect/>
                     </a:stretch>
@@ -5824,6 +5863,79 @@
             <wp:extent cx="3576013" cy="1638300"/>
             <wp:effectExtent l="0" t="0" r="5715" b="0"/>
             <wp:docPr id="25" name="Picture 25"/>
+            <wp:cNvGraphicFramePr>
+              <a:graphicFrameLocks xmlns:a="http://schemas.openxmlformats.org/drawingml/2006/main" noChangeAspect="1"/>
+            </wp:cNvGraphicFramePr>
+            <a:graphic xmlns:a="http://schemas.openxmlformats.org/drawingml/2006/main">
+              <a:graphicData uri="http://schemas.openxmlformats.org/drawingml/2006/picture">
+                <pic:pic xmlns:pic="http://schemas.openxmlformats.org/drawingml/2006/picture">
+                  <pic:nvPicPr>
+                    <pic:cNvPr id="1" name=""/>
+                    <pic:cNvPicPr/>
+                  </pic:nvPicPr>
+                  <pic:blipFill>
+                    <a:blip r:embed="rId28"/>
+                    <a:stretch>
+                      <a:fillRect/>
+                    </a:stretch>
+                  </pic:blipFill>
+                  <pic:spPr>
+                    <a:xfrm>
+                      <a:off x="0" y="0"/>
+                      <a:ext cx="3580074" cy="1640161"/>
+                    </a:xfrm>
+                    <a:prstGeom prst="rect">
+                      <a:avLst/>
+                    </a:prstGeom>
+                  </pic:spPr>
+                </pic:pic>
+              </a:graphicData>
+            </a:graphic>
+          </wp:inline>
+        </w:drawing>
+      </w:r>
+    </w:p>
+    <w:p>
+      <w:pPr>
+        <w:rPr>
+          <w:rFonts w:ascii="Times New Roman" w:eastAsia="Times New Roman" w:hAnsi="Times New Roman" w:cs="Times New Roman"/>
+          <w:sz w:val="24"/>
+          <w:szCs w:val="24"/>
+        </w:rPr>
+      </w:pPr>
+      <w:r>
+        <w:rPr>
+          <w:rFonts w:ascii="Times New Roman" w:eastAsia="Times New Roman" w:hAnsi="Times New Roman" w:cs="Times New Roman"/>
+          <w:b/>
+          <w:bCs/>
+          <w:color w:val="000000"/>
+          <w:sz w:val="24"/>
+          <w:szCs w:val="24"/>
+        </w:rPr>
+        <w:t>Sequence Diagram</w:t>
+      </w:r>
+    </w:p>
+    <w:p>
+      <w:pPr>
+        <w:jc w:val="center"/>
+        <w:rPr>
+          <w:rFonts w:ascii="Times New Roman" w:eastAsia="Times New Roman" w:hAnsi="Times New Roman" w:cs="Times New Roman"/>
+          <w:sz w:val="24"/>
+          <w:szCs w:val="24"/>
+        </w:rPr>
+      </w:pPr>
+      <w:r>
+        <w:rPr>
+          <w:rFonts w:ascii="Times New Roman" w:eastAsia="Times New Roman" w:hAnsi="Times New Roman" w:cs="Times New Roman"/>
+          <w:noProof/>
+          <w:sz w:val="24"/>
+          <w:szCs w:val="24"/>
+        </w:rPr>
+        <w:drawing>
+          <wp:inline distT="0" distB="0" distL="0" distR="0" wp14:anchorId="04F6DB2D" wp14:editId="5D753C7B">
+            <wp:extent cx="5447030" cy="2907417"/>
+            <wp:effectExtent l="0" t="0" r="1270" b="7620"/>
+            <wp:docPr id="21" name="Picture 21"/>
             <wp:cNvGraphicFramePr>
               <a:graphicFrameLocks xmlns:a="http://schemas.openxmlformats.org/drawingml/2006/main" noChangeAspect="1"/>
             </wp:cNvGraphicFramePr>
@@ -5843,79 +5955,6 @@
                   <pic:spPr>
                     <a:xfrm>
                       <a:off x="0" y="0"/>
-                      <a:ext cx="3580074" cy="1640161"/>
-                    </a:xfrm>
-                    <a:prstGeom prst="rect">
-                      <a:avLst/>
-                    </a:prstGeom>
-                  </pic:spPr>
-                </pic:pic>
-              </a:graphicData>
-            </a:graphic>
-          </wp:inline>
-        </w:drawing>
-      </w:r>
-    </w:p>
-    <w:p>
-      <w:pPr>
-        <w:rPr>
-          <w:rFonts w:ascii="Times New Roman" w:eastAsia="Times New Roman" w:hAnsi="Times New Roman" w:cs="Times New Roman"/>
-          <w:sz w:val="24"/>
-          <w:szCs w:val="24"/>
-        </w:rPr>
-      </w:pPr>
-      <w:r>
-        <w:rPr>
-          <w:rFonts w:ascii="Times New Roman" w:eastAsia="Times New Roman" w:hAnsi="Times New Roman" w:cs="Times New Roman"/>
-          <w:b/>
-          <w:bCs/>
-          <w:color w:val="000000"/>
-          <w:sz w:val="24"/>
-          <w:szCs w:val="24"/>
-        </w:rPr>
-        <w:t>Sequence Diagram</w:t>
-      </w:r>
-    </w:p>
-    <w:p>
-      <w:pPr>
-        <w:jc w:val="center"/>
-        <w:rPr>
-          <w:rFonts w:ascii="Times New Roman" w:eastAsia="Times New Roman" w:hAnsi="Times New Roman" w:cs="Times New Roman"/>
-          <w:sz w:val="24"/>
-          <w:szCs w:val="24"/>
-        </w:rPr>
-      </w:pPr>
-      <w:r>
-        <w:rPr>
-          <w:rFonts w:ascii="Times New Roman" w:eastAsia="Times New Roman" w:hAnsi="Times New Roman" w:cs="Times New Roman"/>
-          <w:noProof/>
-          <w:sz w:val="24"/>
-          <w:szCs w:val="24"/>
-        </w:rPr>
-        <w:drawing>
-          <wp:inline distT="0" distB="0" distL="0" distR="0" wp14:anchorId="04F6DB2D" wp14:editId="5D753C7B">
-            <wp:extent cx="5447030" cy="2907417"/>
-            <wp:effectExtent l="0" t="0" r="1270" b="7620"/>
-            <wp:docPr id="21" name="Picture 21"/>
-            <wp:cNvGraphicFramePr>
-              <a:graphicFrameLocks xmlns:a="http://schemas.openxmlformats.org/drawingml/2006/main" noChangeAspect="1"/>
-            </wp:cNvGraphicFramePr>
-            <a:graphic xmlns:a="http://schemas.openxmlformats.org/drawingml/2006/main">
-              <a:graphicData uri="http://schemas.openxmlformats.org/drawingml/2006/picture">
-                <pic:pic xmlns:pic="http://schemas.openxmlformats.org/drawingml/2006/picture">
-                  <pic:nvPicPr>
-                    <pic:cNvPr id="1" name=""/>
-                    <pic:cNvPicPr/>
-                  </pic:nvPicPr>
-                  <pic:blipFill>
-                    <a:blip r:embed="rId30"/>
-                    <a:stretch>
-                      <a:fillRect/>
-                    </a:stretch>
-                  </pic:blipFill>
-                  <pic:spPr>
-                    <a:xfrm>
-                      <a:off x="0" y="0"/>
                       <a:ext cx="5474731" cy="2922203"/>
                     </a:xfrm>
                     <a:prstGeom prst="rect">
@@ -6027,7 +6066,7 @@
         </w:rPr>
         <w:t xml:space="preserve">                          </w:t>
       </w:r>
-      <w:hyperlink r:id="rId31">
+      <w:hyperlink r:id="rId30">
         <w:r>
           <w:rPr>
             <w:rFonts w:ascii="Times New Roman" w:eastAsia="Times New Roman" w:hAnsi="Times New Roman" w:cs="Times New Roman"/>
@@ -6072,12 +6111,52 @@
         </w:rPr>
       </w:pPr>
       <w:r>
-        <w:object w:dxaOrig="7905" w:dyaOrig="5760">
-          <v:rect id="rectole0000000010" o:spid="_x0000_i1033" style="width:395.25pt;height:4in" o:ole="" o:preferrelative="t" stroked="f">
-            <v:imagedata r:id="rId32" o:title=""/>
-          </v:rect>
-          <o:OLEObject Type="Embed" ProgID="StaticMetafile" ShapeID="rectole0000000010" DrawAspect="Content" ObjectID="_1838292231" r:id="rId33"/>
-        </w:object>
+        <w:rPr>
+          <w:rFonts w:ascii="Times New Roman" w:eastAsia="Times New Roman" w:hAnsi="Times New Roman" w:cs="Times New Roman"/>
+          <w:noProof/>
+          <w:sz w:val="24"/>
+        </w:rPr>
+        <w:drawing>
+          <wp:inline distT="0" distB="0" distL="0" distR="0">
+            <wp:extent cx="6130925" cy="5550535"/>
+            <wp:effectExtent l="0" t="0" r="3175" b="0"/>
+            <wp:docPr id="15" name="Picture 15"/>
+            <wp:cNvGraphicFramePr>
+              <a:graphicFrameLocks xmlns:a="http://schemas.openxmlformats.org/drawingml/2006/main" noChangeAspect="1"/>
+            </wp:cNvGraphicFramePr>
+            <a:graphic xmlns:a="http://schemas.openxmlformats.org/drawingml/2006/main">
+              <a:graphicData uri="http://schemas.openxmlformats.org/drawingml/2006/picture">
+                <pic:pic xmlns:pic="http://schemas.openxmlformats.org/drawingml/2006/picture">
+                  <pic:nvPicPr>
+                    <pic:cNvPr id="15" name="Gemini_Generated_Image_pmmvtepmmvtepmmv.png"/>
+                    <pic:cNvPicPr/>
+                  </pic:nvPicPr>
+                  <pic:blipFill>
+                    <a:blip r:embed="rId31">
+                      <a:extLst>
+                        <a:ext uri="{28A0092B-C50C-407E-A947-70E740481C1C}">
+                          <a14:useLocalDpi xmlns:a14="http://schemas.microsoft.com/office/drawing/2010/main" val="0"/>
+                        </a:ext>
+                      </a:extLst>
+                    </a:blip>
+                    <a:stretch>
+                      <a:fillRect/>
+                    </a:stretch>
+                  </pic:blipFill>
+                  <pic:spPr>
+                    <a:xfrm>
+                      <a:off x="0" y="0"/>
+                      <a:ext cx="6130925" cy="5550535"/>
+                    </a:xfrm>
+                    <a:prstGeom prst="rect">
+                      <a:avLst/>
+                    </a:prstGeom>
+                  </pic:spPr>
+                </pic:pic>
+              </a:graphicData>
+            </a:graphic>
+          </wp:inline>
+        </w:drawing>
       </w:r>
     </w:p>
     <w:p>
@@ -6189,7 +6268,7 @@
               </w:rPr>
               <w:t xml:space="preserve">          </w:t>
             </w:r>
-            <w:bookmarkStart w:id="4" w:name="PROGRAM4"/>
+            <w:bookmarkStart w:id="3" w:name="PROGRAM4"/>
             <w:r>
               <w:rPr>
                 <w:rFonts w:cs="Calibri"/>
@@ -6210,7 +6289,7 @@
               </w:rPr>
               <w:t xml:space="preserve">                       DYNAMIC DISPATCH CONCEPTS</w:t>
             </w:r>
-            <w:bookmarkEnd w:id="4"/>
+            <w:bookmarkEnd w:id="3"/>
           </w:p>
         </w:tc>
         <w:tc>
@@ -6399,7 +6478,7 @@
                     <pic:cNvPicPr/>
                   </pic:nvPicPr>
                   <pic:blipFill>
-                    <a:blip r:embed="rId34">
+                    <a:blip r:embed="rId32">
                       <a:extLst>
                         <a:ext uri="{28A0092B-C50C-407E-A947-70E740481C1C}">
                           <a14:useLocalDpi xmlns:a14="http://schemas.microsoft.com/office/drawing/2010/main" val="0"/>
@@ -6513,7 +6592,7 @@
                     <pic:cNvPicPr/>
                   </pic:nvPicPr>
                   <pic:blipFill>
-                    <a:blip r:embed="rId35">
+                    <a:blip r:embed="rId33">
                       <a:extLst>
                         <a:ext uri="{28A0092B-C50C-407E-A947-70E740481C1C}">
                           <a14:useLocalDpi xmlns:a14="http://schemas.microsoft.com/office/drawing/2010/main" val="0"/>
@@ -6580,7 +6659,7 @@
         </w:rPr>
         <w:t xml:space="preserve">                    </w:t>
       </w:r>
-      <w:hyperlink r:id="rId36">
+      <w:hyperlink r:id="rId34">
         <w:r>
           <w:rPr>
             <w:rFonts w:ascii="Times New Roman" w:eastAsia="Times New Roman" w:hAnsi="Times New Roman" w:cs="Times New Roman"/>
@@ -6646,9 +6725,9 @@
       <w:r>
         <w:object w:dxaOrig="4889" w:dyaOrig="1920">
           <v:rect id="rectole0000000011" o:spid="_x0000_i1034" style="width:244.5pt;height:96pt" o:ole="" o:preferrelative="t" stroked="f">
-            <v:imagedata r:id="rId37" o:title=""/>
+            <v:imagedata r:id="rId35" o:title=""/>
           </v:rect>
-          <o:OLEObject Type="Embed" ProgID="StaticMetafile" ShapeID="rectole0000000011" DrawAspect="Content" ObjectID="_1838292232" r:id="rId38"/>
+          <o:OLEObject Type="Embed" ProgID="StaticMetafile" ShapeID="rectole0000000011" DrawAspect="Content" ObjectID="_1838364580" r:id="rId36"/>
         </w:object>
       </w:r>
     </w:p>
@@ -6764,7 +6843,7 @@
                 <w:b/>
               </w:rPr>
             </w:pPr>
-            <w:bookmarkStart w:id="5" w:name="PROGRAM5"/>
+            <w:bookmarkStart w:id="4" w:name="PROGRAM5"/>
             <w:r>
               <w:rPr>
                 <w:rFonts w:cs="Calibri"/>
@@ -6772,7 +6851,7 @@
               </w:rPr>
               <w:t>PROGRAM TO EXPLORE BUILT IN EXCEPTIONS AND STATIC METHODS</w:t>
             </w:r>
-            <w:bookmarkEnd w:id="5"/>
+            <w:bookmarkEnd w:id="4"/>
           </w:p>
         </w:tc>
         <w:tc>
@@ -6955,7 +7034,7 @@
                     <pic:cNvPicPr/>
                   </pic:nvPicPr>
                   <pic:blipFill>
-                    <a:blip r:embed="rId39">
+                    <a:blip r:embed="rId37">
                       <a:extLst>
                         <a:ext uri="{28A0092B-C50C-407E-A947-70E740481C1C}">
                           <a14:useLocalDpi xmlns:a14="http://schemas.microsoft.com/office/drawing/2010/main" val="0"/>
@@ -7040,7 +7119,7 @@
                     <pic:cNvPicPr/>
                   </pic:nvPicPr>
                   <pic:blipFill>
-                    <a:blip r:embed="rId40">
+                    <a:blip r:embed="rId38">
                       <a:extLst>
                         <a:ext uri="{28A0092B-C50C-407E-A947-70E740481C1C}">
                           <a14:useLocalDpi xmlns:a14="http://schemas.microsoft.com/office/drawing/2010/main" val="0"/>
@@ -7128,7 +7207,7 @@
         </w:rPr>
         <w:t xml:space="preserve">                  </w:t>
       </w:r>
-      <w:hyperlink r:id="rId41">
+      <w:hyperlink r:id="rId39">
         <w:r>
           <w:rPr>
             <w:rFonts w:ascii="Times New Roman" w:eastAsia="Times New Roman" w:hAnsi="Times New Roman" w:cs="Times New Roman"/>
@@ -7192,9 +7271,9 @@
       <w:r>
         <w:object w:dxaOrig="3990" w:dyaOrig="1814">
           <v:rect id="rectole0000000012" o:spid="_x0000_i1035" style="width:199.5pt;height:90.75pt" o:ole="" o:preferrelative="t" stroked="f">
-            <v:imagedata r:id="rId42" o:title=""/>
+            <v:imagedata r:id="rId40" o:title=""/>
           </v:rect>
-          <o:OLEObject Type="Embed" ProgID="StaticMetafile" ShapeID="rectole0000000012" DrawAspect="Content" ObjectID="_1838292233" r:id="rId43"/>
+          <o:OLEObject Type="Embed" ProgID="StaticMetafile" ShapeID="rectole0000000012" DrawAspect="Content" ObjectID="_1838364581" r:id="rId41"/>
         </w:object>
       </w:r>
     </w:p>
@@ -7290,14 +7369,14 @@
                 <w:szCs w:val="24"/>
               </w:rPr>
             </w:pPr>
-            <w:bookmarkStart w:id="6" w:name="PROGRAM6"/>
+            <w:bookmarkStart w:id="5" w:name="PROGRAM6"/>
             <w:r>
               <w:rPr>
                 <w:b/>
               </w:rPr>
               <w:t>PROGRAM TO EXPLORE USER-DEFINED (CUSTOM) EXCEPTIONS</w:t>
             </w:r>
-            <w:bookmarkEnd w:id="6"/>
+            <w:bookmarkEnd w:id="5"/>
           </w:p>
         </w:tc>
         <w:tc>
@@ -7482,7 +7561,7 @@
                     <pic:cNvPicPr/>
                   </pic:nvPicPr>
                   <pic:blipFill>
-                    <a:blip r:embed="rId44"/>
+                    <a:blip r:embed="rId42"/>
                     <a:stretch>
                       <a:fillRect/>
                     </a:stretch>
@@ -7590,7 +7669,7 @@
                     <pic:cNvPicPr/>
                   </pic:nvPicPr>
                   <pic:blipFill>
-                    <a:blip r:embed="rId45">
+                    <a:blip r:embed="rId43">
                       <a:extLst>
                         <a:ext uri="{28A0092B-C50C-407E-A947-70E740481C1C}">
                           <a14:useLocalDpi xmlns:a14="http://schemas.microsoft.com/office/drawing/2010/main" val="0"/>
@@ -7775,7 +7854,7 @@
                     <pic:cNvPicPr/>
                   </pic:nvPicPr>
                   <pic:blipFill>
-                    <a:blip r:embed="rId46">
+                    <a:blip r:embed="rId44">
                       <a:extLst>
                         <a:ext uri="{28A0092B-C50C-407E-A947-70E740481C1C}">
                           <a14:useLocalDpi xmlns:a14="http://schemas.microsoft.com/office/drawing/2010/main" val="0"/>
@@ -7848,7 +7927,7 @@
           <w:sz w:val="24"/>
         </w:rPr>
       </w:pPr>
-      <w:hyperlink r:id="rId47" w:history="1">
+      <w:hyperlink r:id="rId45" w:history="1">
         <w:r>
           <w:rPr>
             <w:rStyle w:val="Hyperlink"/>
@@ -7959,7 +8038,7 @@
                     <pic:cNvPicPr/>
                   </pic:nvPicPr>
                   <pic:blipFill>
-                    <a:blip r:embed="rId48">
+                    <a:blip r:embed="rId46">
                       <a:extLst>
                         <a:ext uri="{28A0092B-C50C-407E-A947-70E740481C1C}">
                           <a14:useLocalDpi xmlns:a14="http://schemas.microsoft.com/office/drawing/2010/main" val="0"/>
@@ -8105,14 +8184,14 @@
                 <w:szCs w:val="24"/>
               </w:rPr>
             </w:pPr>
-            <w:bookmarkStart w:id="7" w:name="PROGRAM7"/>
+            <w:bookmarkStart w:id="6" w:name="PROGRAM7"/>
             <w:r>
               <w:rPr>
                 <w:b/>
               </w:rPr>
               <w:t>PROGRAM TO EXPLORE MULTI THREADING</w:t>
             </w:r>
-            <w:bookmarkEnd w:id="7"/>
+            <w:bookmarkEnd w:id="6"/>
           </w:p>
         </w:tc>
         <w:tc>
@@ -8300,7 +8379,7 @@
                     <pic:cNvPicPr/>
                   </pic:nvPicPr>
                   <pic:blipFill>
-                    <a:blip r:embed="rId49"/>
+                    <a:blip r:embed="rId47"/>
                     <a:stretch>
                       <a:fillRect/>
                     </a:stretch>
@@ -8370,7 +8449,7 @@
                     <pic:cNvPicPr/>
                   </pic:nvPicPr>
                   <pic:blipFill>
-                    <a:blip r:embed="rId50"/>
+                    <a:blip r:embed="rId48"/>
                     <a:stretch>
                       <a:fillRect/>
                     </a:stretch>
@@ -8432,14 +8511,32 @@
           <w:sz w:val="24"/>
         </w:rPr>
       </w:pPr>
-      <w:hyperlink r:id="rId51" w:history="1">
+      <w:hyperlink r:id="rId49" w:history="1">
         <w:r>
           <w:rPr>
             <w:rStyle w:val="Hyperlink"/>
             <w:rFonts w:ascii="Times New Roman" w:eastAsia="Times New Roman" w:hAnsi="Times New Roman" w:cs="Times New Roman"/>
             <w:sz w:val="24"/>
           </w:rPr>
-          <w:t>https://github.com/lithikkumar/JAVALAB/blob/main/program7/CountThreads.java</w:t>
+          <w:t>https://github.com/lithikkumar/JAVALAB/blob/main/program7/Co</w:t>
+        </w:r>
+        <w:bookmarkStart w:id="7" w:name="_GoBack"/>
+        <w:bookmarkEnd w:id="7"/>
+        <w:r>
+          <w:rPr>
+            <w:rStyle w:val="Hyperlink"/>
+            <w:rFonts w:ascii="Times New Roman" w:eastAsia="Times New Roman" w:hAnsi="Times New Roman" w:cs="Times New Roman"/>
+            <w:sz w:val="24"/>
+          </w:rPr>
+          <w:t>u</w:t>
+        </w:r>
+        <w:r>
+          <w:rPr>
+            <w:rStyle w:val="Hyperlink"/>
+            <w:rFonts w:ascii="Times New Roman" w:eastAsia="Times New Roman" w:hAnsi="Times New Roman" w:cs="Times New Roman"/>
+            <w:sz w:val="24"/>
+          </w:rPr>
+          <w:t>ntThreads.java</w:t>
         </w:r>
       </w:hyperlink>
     </w:p>
@@ -8558,7 +8655,7 @@
                     <pic:cNvPicPr/>
                   </pic:nvPicPr>
                   <pic:blipFill>
-                    <a:blip r:embed="rId52">
+                    <a:blip r:embed="rId50">
                       <a:extLst>
                         <a:ext uri="{28A0092B-C50C-407E-A947-70E740481C1C}">
                           <a14:useLocalDpi xmlns:a14="http://schemas.microsoft.com/office/drawing/2010/main" val="0"/>
@@ -8843,7 +8940,7 @@
                     <pic:cNvPicPr/>
                   </pic:nvPicPr>
                   <pic:blipFill>
-                    <a:blip r:embed="rId53"/>
+                    <a:blip r:embed="rId51"/>
                     <a:stretch>
                       <a:fillRect/>
                     </a:stretch>
@@ -8912,7 +9009,7 @@
                     <pic:cNvPicPr/>
                   </pic:nvPicPr>
                   <pic:blipFill>
-                    <a:blip r:embed="rId54"/>
+                    <a:blip r:embed="rId52"/>
                     <a:stretch>
                       <a:fillRect/>
                     </a:stretch>
@@ -8981,7 +9078,7 @@
           <w:sz w:val="24"/>
         </w:rPr>
       </w:pPr>
-      <w:hyperlink r:id="rId55" w:history="1">
+      <w:hyperlink r:id="rId53" w:history="1">
         <w:r>
           <w:rPr>
             <w:rStyle w:val="Hyperlink"/>
@@ -9135,7 +9232,7 @@
                     <pic:cNvPicPr/>
                   </pic:nvPicPr>
                   <pic:blipFill>
-                    <a:blip r:embed="rId56">
+                    <a:blip r:embed="rId54">
                       <a:extLst>
                         <a:ext uri="{28A0092B-C50C-407E-A947-70E740481C1C}">
                           <a14:useLocalDpi xmlns:a14="http://schemas.microsoft.com/office/drawing/2010/main" val="0"/>
@@ -9448,7 +9545,7 @@
                     <pic:cNvPicPr/>
                   </pic:nvPicPr>
                   <pic:blipFill>
-                    <a:blip r:embed="rId57"/>
+                    <a:blip r:embed="rId55"/>
                     <a:stretch>
                       <a:fillRect/>
                     </a:stretch>
@@ -9506,6 +9603,191 @@
             <wp:extent cx="6130925" cy="1051560"/>
             <wp:effectExtent l="0" t="0" r="3175" b="0"/>
             <wp:docPr id="50" name="Picture 50"/>
+            <wp:cNvGraphicFramePr>
+              <a:graphicFrameLocks xmlns:a="http://schemas.openxmlformats.org/drawingml/2006/main" noChangeAspect="1"/>
+            </wp:cNvGraphicFramePr>
+            <a:graphic xmlns:a="http://schemas.openxmlformats.org/drawingml/2006/main">
+              <a:graphicData uri="http://schemas.openxmlformats.org/drawingml/2006/picture">
+                <pic:pic xmlns:pic="http://schemas.openxmlformats.org/drawingml/2006/picture">
+                  <pic:nvPicPr>
+                    <pic:cNvPr id="1" name=""/>
+                    <pic:cNvPicPr/>
+                  </pic:nvPicPr>
+                  <pic:blipFill>
+                    <a:blip r:embed="rId56"/>
+                    <a:stretch>
+                      <a:fillRect/>
+                    </a:stretch>
+                  </pic:blipFill>
+                  <pic:spPr>
+                    <a:xfrm>
+                      <a:off x="0" y="0"/>
+                      <a:ext cx="6130925" cy="1051560"/>
+                    </a:xfrm>
+                    <a:prstGeom prst="rect">
+                      <a:avLst/>
+                    </a:prstGeom>
+                  </pic:spPr>
+                </pic:pic>
+              </a:graphicData>
+            </a:graphic>
+          </wp:inline>
+        </w:drawing>
+      </w:r>
+    </w:p>
+    <w:p>
+      <w:pPr>
+        <w:spacing w:line="276" w:lineRule="auto"/>
+        <w:rPr>
+          <w:rFonts w:ascii="Times New Roman" w:eastAsia="Times New Roman" w:hAnsi="Times New Roman" w:cs="Times New Roman"/>
+          <w:sz w:val="24"/>
+        </w:rPr>
+      </w:pPr>
+    </w:p>
+    <w:p>
+      <w:pPr>
+        <w:spacing w:line="276" w:lineRule="auto"/>
+        <w:rPr>
+          <w:rFonts w:ascii="Times New Roman" w:eastAsia="Times New Roman" w:hAnsi="Times New Roman" w:cs="Times New Roman"/>
+          <w:b/>
+          <w:sz w:val="24"/>
+        </w:rPr>
+      </w:pPr>
+      <w:r>
+        <w:rPr>
+          <w:rFonts w:ascii="Times New Roman" w:eastAsia="Times New Roman" w:hAnsi="Times New Roman" w:cs="Times New Roman"/>
+          <w:b/>
+          <w:sz w:val="24"/>
+        </w:rPr>
+        <w:t>Activity Diagram:</w:t>
+      </w:r>
+    </w:p>
+    <w:p>
+      <w:pPr>
+        <w:spacing w:line="276" w:lineRule="auto"/>
+        <w:rPr>
+          <w:rFonts w:ascii="Times New Roman" w:eastAsia="Times New Roman" w:hAnsi="Times New Roman" w:cs="Times New Roman"/>
+          <w:sz w:val="24"/>
+        </w:rPr>
+      </w:pPr>
+      <w:r>
+        <w:rPr>
+          <w:rFonts w:ascii="Times New Roman" w:eastAsia="Times New Roman" w:hAnsi="Times New Roman" w:cs="Times New Roman"/>
+          <w:noProof/>
+          <w:sz w:val="24"/>
+        </w:rPr>
+        <w:drawing>
+          <wp:inline distT="0" distB="0" distL="0" distR="0" wp14:anchorId="7A6D8BA9" wp14:editId="5EE7E8F5">
+            <wp:extent cx="6130925" cy="1807845"/>
+            <wp:effectExtent l="0" t="0" r="3175" b="1905"/>
+            <wp:docPr id="52" name="Picture 52"/>
+            <wp:cNvGraphicFramePr>
+              <a:graphicFrameLocks xmlns:a="http://schemas.openxmlformats.org/drawingml/2006/main" noChangeAspect="1"/>
+            </wp:cNvGraphicFramePr>
+            <a:graphic xmlns:a="http://schemas.openxmlformats.org/drawingml/2006/main">
+              <a:graphicData uri="http://schemas.openxmlformats.org/drawingml/2006/picture">
+                <pic:pic xmlns:pic="http://schemas.openxmlformats.org/drawingml/2006/picture">
+                  <pic:nvPicPr>
+                    <pic:cNvPr id="1" name=""/>
+                    <pic:cNvPicPr/>
+                  </pic:nvPicPr>
+                  <pic:blipFill>
+                    <a:blip r:embed="rId57"/>
+                    <a:stretch>
+                      <a:fillRect/>
+                    </a:stretch>
+                  </pic:blipFill>
+                  <pic:spPr>
+                    <a:xfrm>
+                      <a:off x="0" y="0"/>
+                      <a:ext cx="6130925" cy="1807845"/>
+                    </a:xfrm>
+                    <a:prstGeom prst="rect">
+                      <a:avLst/>
+                    </a:prstGeom>
+                  </pic:spPr>
+                </pic:pic>
+              </a:graphicData>
+            </a:graphic>
+          </wp:inline>
+        </w:drawing>
+      </w:r>
+    </w:p>
+    <w:p>
+      <w:pPr>
+        <w:spacing w:line="276" w:lineRule="auto"/>
+        <w:rPr>
+          <w:rFonts w:ascii="Times New Roman" w:eastAsia="Times New Roman" w:hAnsi="Times New Roman" w:cs="Times New Roman"/>
+          <w:sz w:val="24"/>
+        </w:rPr>
+      </w:pPr>
+    </w:p>
+    <w:p>
+      <w:pPr>
+        <w:spacing w:line="276" w:lineRule="auto"/>
+        <w:rPr>
+          <w:rFonts w:ascii="Times New Roman" w:eastAsia="Times New Roman" w:hAnsi="Times New Roman" w:cs="Times New Roman"/>
+          <w:sz w:val="24"/>
+        </w:rPr>
+      </w:pPr>
+    </w:p>
+    <w:p>
+      <w:pPr>
+        <w:spacing w:line="276" w:lineRule="auto"/>
+        <w:rPr>
+          <w:rFonts w:ascii="Times New Roman" w:eastAsia="Times New Roman" w:hAnsi="Times New Roman" w:cs="Times New Roman"/>
+          <w:sz w:val="24"/>
+        </w:rPr>
+      </w:pPr>
+    </w:p>
+    <w:p>
+      <w:pPr>
+        <w:spacing w:line="276" w:lineRule="auto"/>
+        <w:rPr>
+          <w:rFonts w:ascii="Times New Roman" w:eastAsia="Times New Roman" w:hAnsi="Times New Roman" w:cs="Times New Roman"/>
+          <w:b/>
+          <w:sz w:val="24"/>
+        </w:rPr>
+      </w:pPr>
+      <w:r>
+        <w:rPr>
+          <w:rFonts w:ascii="Times New Roman" w:eastAsia="Times New Roman" w:hAnsi="Times New Roman" w:cs="Times New Roman"/>
+          <w:b/>
+          <w:sz w:val="24"/>
+        </w:rPr>
+        <w:t>Sequence Diagram (addMarks()):</w:t>
+      </w:r>
+    </w:p>
+    <w:p>
+      <w:pPr>
+        <w:spacing w:line="276" w:lineRule="auto"/>
+        <w:rPr>
+          <w:rFonts w:ascii="Times New Roman" w:eastAsia="Times New Roman" w:hAnsi="Times New Roman" w:cs="Times New Roman"/>
+          <w:b/>
+          <w:sz w:val="24"/>
+        </w:rPr>
+      </w:pPr>
+    </w:p>
+    <w:p>
+      <w:pPr>
+        <w:spacing w:line="276" w:lineRule="auto"/>
+        <w:jc w:val="center"/>
+        <w:rPr>
+          <w:rFonts w:ascii="Times New Roman" w:eastAsia="Times New Roman" w:hAnsi="Times New Roman" w:cs="Times New Roman"/>
+          <w:sz w:val="24"/>
+        </w:rPr>
+      </w:pPr>
+      <w:r>
+        <w:rPr>
+          <w:rFonts w:ascii="Times New Roman" w:eastAsia="Times New Roman" w:hAnsi="Times New Roman" w:cs="Times New Roman"/>
+          <w:noProof/>
+          <w:sz w:val="24"/>
+        </w:rPr>
+        <w:drawing>
+          <wp:inline distT="0" distB="0" distL="0" distR="0" wp14:anchorId="36AECF6D" wp14:editId="0C7B70CF">
+            <wp:extent cx="3553321" cy="2553056"/>
+            <wp:effectExtent l="0" t="0" r="9525" b="0"/>
+            <wp:docPr id="51" name="Picture 51"/>
             <wp:cNvGraphicFramePr>
               <a:graphicFrameLocks xmlns:a="http://schemas.openxmlformats.org/drawingml/2006/main" noChangeAspect="1"/>
             </wp:cNvGraphicFramePr>
@@ -9525,191 +9807,6 @@
                   <pic:spPr>
                     <a:xfrm>
                       <a:off x="0" y="0"/>
-                      <a:ext cx="6130925" cy="1051560"/>
-                    </a:xfrm>
-                    <a:prstGeom prst="rect">
-                      <a:avLst/>
-                    </a:prstGeom>
-                  </pic:spPr>
-                </pic:pic>
-              </a:graphicData>
-            </a:graphic>
-          </wp:inline>
-        </w:drawing>
-      </w:r>
-    </w:p>
-    <w:p>
-      <w:pPr>
-        <w:spacing w:line="276" w:lineRule="auto"/>
-        <w:rPr>
-          <w:rFonts w:ascii="Times New Roman" w:eastAsia="Times New Roman" w:hAnsi="Times New Roman" w:cs="Times New Roman"/>
-          <w:sz w:val="24"/>
-        </w:rPr>
-      </w:pPr>
-    </w:p>
-    <w:p>
-      <w:pPr>
-        <w:spacing w:line="276" w:lineRule="auto"/>
-        <w:rPr>
-          <w:rFonts w:ascii="Times New Roman" w:eastAsia="Times New Roman" w:hAnsi="Times New Roman" w:cs="Times New Roman"/>
-          <w:b/>
-          <w:sz w:val="24"/>
-        </w:rPr>
-      </w:pPr>
-      <w:r>
-        <w:rPr>
-          <w:rFonts w:ascii="Times New Roman" w:eastAsia="Times New Roman" w:hAnsi="Times New Roman" w:cs="Times New Roman"/>
-          <w:b/>
-          <w:sz w:val="24"/>
-        </w:rPr>
-        <w:t>Activity Diagram:</w:t>
-      </w:r>
-    </w:p>
-    <w:p>
-      <w:pPr>
-        <w:spacing w:line="276" w:lineRule="auto"/>
-        <w:rPr>
-          <w:rFonts w:ascii="Times New Roman" w:eastAsia="Times New Roman" w:hAnsi="Times New Roman" w:cs="Times New Roman"/>
-          <w:sz w:val="24"/>
-        </w:rPr>
-      </w:pPr>
-      <w:r>
-        <w:rPr>
-          <w:rFonts w:ascii="Times New Roman" w:eastAsia="Times New Roman" w:hAnsi="Times New Roman" w:cs="Times New Roman"/>
-          <w:noProof/>
-          <w:sz w:val="24"/>
-        </w:rPr>
-        <w:drawing>
-          <wp:inline distT="0" distB="0" distL="0" distR="0" wp14:anchorId="7A6D8BA9" wp14:editId="5EE7E8F5">
-            <wp:extent cx="6130925" cy="1807845"/>
-            <wp:effectExtent l="0" t="0" r="3175" b="1905"/>
-            <wp:docPr id="52" name="Picture 52"/>
-            <wp:cNvGraphicFramePr>
-              <a:graphicFrameLocks xmlns:a="http://schemas.openxmlformats.org/drawingml/2006/main" noChangeAspect="1"/>
-            </wp:cNvGraphicFramePr>
-            <a:graphic xmlns:a="http://schemas.openxmlformats.org/drawingml/2006/main">
-              <a:graphicData uri="http://schemas.openxmlformats.org/drawingml/2006/picture">
-                <pic:pic xmlns:pic="http://schemas.openxmlformats.org/drawingml/2006/picture">
-                  <pic:nvPicPr>
-                    <pic:cNvPr id="1" name=""/>
-                    <pic:cNvPicPr/>
-                  </pic:nvPicPr>
-                  <pic:blipFill>
-                    <a:blip r:embed="rId59"/>
-                    <a:stretch>
-                      <a:fillRect/>
-                    </a:stretch>
-                  </pic:blipFill>
-                  <pic:spPr>
-                    <a:xfrm>
-                      <a:off x="0" y="0"/>
-                      <a:ext cx="6130925" cy="1807845"/>
-                    </a:xfrm>
-                    <a:prstGeom prst="rect">
-                      <a:avLst/>
-                    </a:prstGeom>
-                  </pic:spPr>
-                </pic:pic>
-              </a:graphicData>
-            </a:graphic>
-          </wp:inline>
-        </w:drawing>
-      </w:r>
-    </w:p>
-    <w:p>
-      <w:pPr>
-        <w:spacing w:line="276" w:lineRule="auto"/>
-        <w:rPr>
-          <w:rFonts w:ascii="Times New Roman" w:eastAsia="Times New Roman" w:hAnsi="Times New Roman" w:cs="Times New Roman"/>
-          <w:sz w:val="24"/>
-        </w:rPr>
-      </w:pPr>
-    </w:p>
-    <w:p>
-      <w:pPr>
-        <w:spacing w:line="276" w:lineRule="auto"/>
-        <w:rPr>
-          <w:rFonts w:ascii="Times New Roman" w:eastAsia="Times New Roman" w:hAnsi="Times New Roman" w:cs="Times New Roman"/>
-          <w:sz w:val="24"/>
-        </w:rPr>
-      </w:pPr>
-    </w:p>
-    <w:p>
-      <w:pPr>
-        <w:spacing w:line="276" w:lineRule="auto"/>
-        <w:rPr>
-          <w:rFonts w:ascii="Times New Roman" w:eastAsia="Times New Roman" w:hAnsi="Times New Roman" w:cs="Times New Roman"/>
-          <w:sz w:val="24"/>
-        </w:rPr>
-      </w:pPr>
-    </w:p>
-    <w:p>
-      <w:pPr>
-        <w:spacing w:line="276" w:lineRule="auto"/>
-        <w:rPr>
-          <w:rFonts w:ascii="Times New Roman" w:eastAsia="Times New Roman" w:hAnsi="Times New Roman" w:cs="Times New Roman"/>
-          <w:b/>
-          <w:sz w:val="24"/>
-        </w:rPr>
-      </w:pPr>
-      <w:r>
-        <w:rPr>
-          <w:rFonts w:ascii="Times New Roman" w:eastAsia="Times New Roman" w:hAnsi="Times New Roman" w:cs="Times New Roman"/>
-          <w:b/>
-          <w:sz w:val="24"/>
-        </w:rPr>
-        <w:t>Sequence Diagram (addMarks()):</w:t>
-      </w:r>
-    </w:p>
-    <w:p>
-      <w:pPr>
-        <w:spacing w:line="276" w:lineRule="auto"/>
-        <w:rPr>
-          <w:rFonts w:ascii="Times New Roman" w:eastAsia="Times New Roman" w:hAnsi="Times New Roman" w:cs="Times New Roman"/>
-          <w:b/>
-          <w:sz w:val="24"/>
-        </w:rPr>
-      </w:pPr>
-    </w:p>
-    <w:p>
-      <w:pPr>
-        <w:spacing w:line="276" w:lineRule="auto"/>
-        <w:jc w:val="center"/>
-        <w:rPr>
-          <w:rFonts w:ascii="Times New Roman" w:eastAsia="Times New Roman" w:hAnsi="Times New Roman" w:cs="Times New Roman"/>
-          <w:sz w:val="24"/>
-        </w:rPr>
-      </w:pPr>
-      <w:r>
-        <w:rPr>
-          <w:rFonts w:ascii="Times New Roman" w:eastAsia="Times New Roman" w:hAnsi="Times New Roman" w:cs="Times New Roman"/>
-          <w:noProof/>
-          <w:sz w:val="24"/>
-        </w:rPr>
-        <w:drawing>
-          <wp:inline distT="0" distB="0" distL="0" distR="0" wp14:anchorId="36AECF6D" wp14:editId="0C7B70CF">
-            <wp:extent cx="3553321" cy="2553056"/>
-            <wp:effectExtent l="0" t="0" r="9525" b="0"/>
-            <wp:docPr id="51" name="Picture 51"/>
-            <wp:cNvGraphicFramePr>
-              <a:graphicFrameLocks xmlns:a="http://schemas.openxmlformats.org/drawingml/2006/main" noChangeAspect="1"/>
-            </wp:cNvGraphicFramePr>
-            <a:graphic xmlns:a="http://schemas.openxmlformats.org/drawingml/2006/main">
-              <a:graphicData uri="http://schemas.openxmlformats.org/drawingml/2006/picture">
-                <pic:pic xmlns:pic="http://schemas.openxmlformats.org/drawingml/2006/picture">
-                  <pic:nvPicPr>
-                    <pic:cNvPr id="1" name=""/>
-                    <pic:cNvPicPr/>
-                  </pic:nvPicPr>
-                  <pic:blipFill>
-                    <a:blip r:embed="rId60"/>
-                    <a:stretch>
-                      <a:fillRect/>
-                    </a:stretch>
-                  </pic:blipFill>
-                  <pic:spPr>
-                    <a:xfrm>
-                      <a:off x="0" y="0"/>
                       <a:ext cx="3553321" cy="2553056"/>
                     </a:xfrm>
                     <a:prstGeom prst="rect">
@@ -9761,14 +9858,30 @@
           <w:sz w:val="24"/>
         </w:rPr>
       </w:pPr>
-      <w:hyperlink r:id="rId61" w:history="1">
+      <w:hyperlink r:id="rId59" w:history="1">
         <w:r>
           <w:rPr>
             <w:rStyle w:val="Hyperlink"/>
             <w:rFonts w:ascii="Times New Roman" w:eastAsia="Times New Roman" w:hAnsi="Times New Roman" w:cs="Times New Roman"/>
             <w:sz w:val="24"/>
           </w:rPr>
-          <w:t>https://github.com/lithikkumar/JAVALAB/blob/main/program9/StudentMenuSystem.java</w:t>
+          <w:t>https://github.com/lithikkumar/JAVALAB/blob/main/program9/Stude</w:t>
+        </w:r>
+        <w:r>
+          <w:rPr>
+            <w:rStyle w:val="Hyperlink"/>
+            <w:rFonts w:ascii="Times New Roman" w:eastAsia="Times New Roman" w:hAnsi="Times New Roman" w:cs="Times New Roman"/>
+            <w:sz w:val="24"/>
+          </w:rPr>
+          <w:t>n</w:t>
+        </w:r>
+        <w:r>
+          <w:rPr>
+            <w:rStyle w:val="Hyperlink"/>
+            <w:rFonts w:ascii="Times New Roman" w:eastAsia="Times New Roman" w:hAnsi="Times New Roman" w:cs="Times New Roman"/>
+            <w:sz w:val="24"/>
+          </w:rPr>
+          <w:t>tMenuSystem.java</w:t>
         </w:r>
       </w:hyperlink>
     </w:p>
@@ -9857,7 +9970,7 @@
                     <pic:cNvPicPr/>
                   </pic:nvPicPr>
                   <pic:blipFill>
-                    <a:blip r:embed="rId62">
+                    <a:blip r:embed="rId60">
                       <a:extLst>
                         <a:ext uri="{28A0092B-C50C-407E-A947-70E740481C1C}">
                           <a14:useLocalDpi xmlns:a14="http://schemas.microsoft.com/office/drawing/2010/main" val="0"/>
@@ -9913,7 +10026,7 @@
                     <pic:cNvPicPr/>
                   </pic:nvPicPr>
                   <pic:blipFill>
-                    <a:blip r:embed="rId63">
+                    <a:blip r:embed="rId61">
                       <a:extLst>
                         <a:ext uri="{28A0092B-C50C-407E-A947-70E740481C1C}">
                           <a14:useLocalDpi xmlns:a14="http://schemas.microsoft.com/office/drawing/2010/main" val="0"/>
@@ -9961,7 +10074,7 @@
                     <pic:cNvPicPr/>
                   </pic:nvPicPr>
                   <pic:blipFill>
-                    <a:blip r:embed="rId64">
+                    <a:blip r:embed="rId62">
                       <a:extLst>
                         <a:ext uri="{28A0092B-C50C-407E-A947-70E740481C1C}">
                           <a14:useLocalDpi xmlns:a14="http://schemas.microsoft.com/office/drawing/2010/main" val="0"/>
@@ -10260,7 +10373,7 @@
                     <pic:cNvPicPr/>
                   </pic:nvPicPr>
                   <pic:blipFill>
-                    <a:blip r:embed="rId65"/>
+                    <a:blip r:embed="rId63"/>
                     <a:stretch>
                       <a:fillRect/>
                     </a:stretch>
@@ -10330,7 +10443,7 @@
                     <pic:cNvPicPr/>
                   </pic:nvPicPr>
                   <pic:blipFill>
-                    <a:blip r:embed="rId66"/>
+                    <a:blip r:embed="rId64"/>
                     <a:stretch>
                       <a:fillRect/>
                     </a:stretch>
@@ -10412,16 +10525,30 @@
         <w:jc w:val="center"/>
         <w:rPr>
           <w:noProof/>
-        </w:rPr>
-      </w:pPr>
-      <w:hyperlink r:id="rId67" w:history="1">
+          <w:u w:val="single"/>
+        </w:rPr>
+      </w:pPr>
+      <w:hyperlink r:id="rId65" w:history="1">
         <w:r>
           <w:rPr>
             <w:rStyle w:val="Hyperlink"/>
             <w:noProof/>
-            <w:u w:val="none"/>
           </w:rPr>
-          <w:t>https://github.com/lithikkumar/JAVALAB/blob/main/program10/LoginPage.java</w:t>
+          <w:t>https://github.com/lithikkumar/JAVAL</w:t>
+        </w:r>
+        <w:r>
+          <w:rPr>
+            <w:rStyle w:val="Hyperlink"/>
+            <w:noProof/>
+          </w:rPr>
+          <w:t>A</w:t>
+        </w:r>
+        <w:r>
+          <w:rPr>
+            <w:rStyle w:val="Hyperlink"/>
+            <w:noProof/>
+          </w:rPr>
+          <w:t>B/blob/main/program10/LoginPage.java</w:t>
         </w:r>
       </w:hyperlink>
     </w:p>
@@ -10537,7 +10664,7 @@
                     <pic:cNvPicPr/>
                   </pic:nvPicPr>
                   <pic:blipFill>
-                    <a:blip r:embed="rId68">
+                    <a:blip r:embed="rId66">
                       <a:extLst>
                         <a:ext uri="{28A0092B-C50C-407E-A947-70E740481C1C}">
                           <a14:useLocalDpi xmlns:a14="http://schemas.microsoft.com/office/drawing/2010/main" val="0"/>
@@ -10870,7 +10997,7 @@
                     <pic:cNvPicPr/>
                   </pic:nvPicPr>
                   <pic:blipFill>
-                    <a:blip r:embed="rId69">
+                    <a:blip r:embed="rId67">
                       <a:extLst>
                         <a:ext uri="{28A0092B-C50C-407E-A947-70E740481C1C}">
                           <a14:useLocalDpi xmlns:a14="http://schemas.microsoft.com/office/drawing/2010/main" val="0"/>
@@ -10944,7 +11071,7 @@
                     <pic:cNvPicPr/>
                   </pic:nvPicPr>
                   <pic:blipFill>
-                    <a:blip r:embed="rId70">
+                    <a:blip r:embed="rId68">
                       <a:extLst>
                         <a:ext uri="{28A0092B-C50C-407E-A947-70E740481C1C}">
                           <a14:useLocalDpi xmlns:a14="http://schemas.microsoft.com/office/drawing/2010/main" val="0"/>
@@ -11076,7 +11203,7 @@
                     <pic:cNvPicPr/>
                   </pic:nvPicPr>
                   <pic:blipFill>
-                    <a:blip r:embed="rId71"/>
+                    <a:blip r:embed="rId69"/>
                     <a:stretch>
                       <a:fillRect/>
                     </a:stretch>
@@ -11373,15 +11500,27 @@
     </w:p>
     <w:p>
       <w:pPr>
+        <w:jc w:val="center"/>
         <w:rPr>
           <w:rFonts w:ascii="Times New Roman" w:hAnsi="Times New Roman" w:cs="Times New Roman"/>
-          <w:b/>
-          <w:sz w:val="24"/>
-          <w:szCs w:val="24"/>
-          <w:u w:val="single"/>
-        </w:rPr>
-      </w:pPr>
-      <w:r>
+          <w:sz w:val="24"/>
+          <w:szCs w:val="24"/>
+        </w:rPr>
+      </w:pPr>
+      <w:hyperlink r:id="rId70" w:history="1">
+        <w:r>
+          <w:rPr>
+            <w:rStyle w:val="Hyperlink"/>
+            <w:rFonts w:ascii="Times New Roman" w:hAnsi="Times New Roman" w:cs="Times New Roman"/>
+            <w:sz w:val="24"/>
+            <w:szCs w:val="24"/>
+          </w:rPr>
+          <w:t>https://github.com/lithikkumar/JAVALAB/tree/main/program11</w:t>
+        </w:r>
+      </w:hyperlink>
+    </w:p>
+    <w:p>
+      <w:pPr>
         <w:rPr>
           <w:rFonts w:ascii="Times New Roman" w:hAnsi="Times New Roman" w:cs="Times New Roman"/>
           <w:b/>
@@ -11389,16 +11528,36 @@
           <w:szCs w:val="24"/>
           <w:u w:val="single"/>
         </w:rPr>
+      </w:pPr>
+    </w:p>
+    <w:p>
+      <w:pPr>
+        <w:rPr>
+          <w:rFonts w:ascii="Times New Roman" w:hAnsi="Times New Roman" w:cs="Times New Roman"/>
+          <w:b/>
+          <w:sz w:val="24"/>
+          <w:szCs w:val="24"/>
+          <w:u w:val="single"/>
+        </w:rPr>
+      </w:pPr>
+      <w:r>
+        <w:rPr>
+          <w:rFonts w:ascii="Times New Roman" w:hAnsi="Times New Roman" w:cs="Times New Roman"/>
+          <w:b/>
+          <w:sz w:val="24"/>
+          <w:szCs w:val="24"/>
+          <w:u w:val="single"/>
+        </w:rPr>
         <w:t>OUTPUT:</w:t>
       </w:r>
     </w:p>
     <w:sectPr>
-      <w:headerReference w:type="even" r:id="rId72"/>
-      <w:headerReference w:type="default" r:id="rId73"/>
-      <w:footerReference w:type="even" r:id="rId74"/>
-      <w:footerReference w:type="default" r:id="rId75"/>
-      <w:headerReference w:type="first" r:id="rId76"/>
-      <w:footerReference w:type="first" r:id="rId77"/>
+      <w:headerReference w:type="even" r:id="rId71"/>
+      <w:headerReference w:type="default" r:id="rId72"/>
+      <w:footerReference w:type="even" r:id="rId73"/>
+      <w:footerReference w:type="default" r:id="rId74"/>
+      <w:headerReference w:type="first" r:id="rId75"/>
+      <w:footerReference w:type="first" r:id="rId76"/>
       <w:pgSz w:w="11907" w:h="16839" w:code="9"/>
       <w:pgMar w:top="1440" w:right="927" w:bottom="720" w:left="1325" w:header="979" w:footer="0" w:gutter="0"/>
       <w:pgNumType w:start="1"/>
@@ -11482,7 +11641,7 @@
           <w:rPr>
             <w:noProof/>
           </w:rPr>
-          <w:t>17</w:t>
+          <w:t>9</w:t>
         </w:r>
         <w:r>
           <w:rPr>
@@ -14298,7 +14457,7 @@
 </file>
 
 <file path=customXml/itemProps1.xml><?xml version="1.0" encoding="utf-8"?>
-<ds:datastoreItem xmlns:ds="http://schemas.openxmlformats.org/officeDocument/2006/customXml" ds:itemID="{7D463B7E-B3FC-4188-B8F0-115F2488F990}">
+<ds:datastoreItem xmlns:ds="http://schemas.openxmlformats.org/officeDocument/2006/customXml" ds:itemID="{76CD4DE9-4CA2-4772-BF18-FBC9F468B448}">
   <ds:schemaRefs>
     <ds:schemaRef ds:uri="http://schemas.openxmlformats.org/officeDocument/2006/bibliography"/>
   </ds:schemaRefs>
